--- a/wwwroot/Templates/ContractNewEn.docx
+++ b/wwwroot/Templates/ContractNewEn.docx
@@ -242,7 +242,7 @@
           </w:p>
           <w:p>
             <w:pPr>
-              <w:jc w:val="right"/>
+              <w:bidi/>
               <w:rPr>
                 <w:rFonts w:cs="Simplified Arabic"/>
                 <w:b/>
